--- a/Documentation/day_12/006CP2744.docx
+++ b/Documentation/day_12/006CP2744.docx
@@ -5,12 +5,16 @@
     <w:p>
       <w:pPr>
         <w:rPr>
-          <w:sz w:val="22"/>
-          <w:szCs w:val="22"/>
-        </w:rPr>
-      </w:pPr>
-      <w:r>
-        <w:rPr>
+          <w:b/>
+          <w:bCs/>
+          <w:sz w:val="22"/>
+          <w:szCs w:val="22"/>
+        </w:rPr>
+      </w:pPr>
+      <w:r>
+        <w:rPr>
+          <w:b/>
+          <w:bCs/>
           <w:sz w:val="22"/>
           <w:szCs w:val="22"/>
         </w:rPr>
@@ -19,6 +23,8 @@
       <w:proofErr w:type="gramStart"/>
       <w:r>
         <w:rPr>
+          <w:b/>
+          <w:bCs/>
           <w:sz w:val="22"/>
           <w:szCs w:val="22"/>
         </w:rPr>
@@ -27,6 +33,8 @@
       <w:proofErr w:type="gramEnd"/>
       <w:r>
         <w:rPr>
+          <w:b/>
+          <w:bCs/>
           <w:sz w:val="22"/>
           <w:szCs w:val="22"/>
         </w:rPr>
@@ -44,12 +52,16 @@
     <w:p>
       <w:pPr>
         <w:rPr>
-          <w:sz w:val="22"/>
-          <w:szCs w:val="22"/>
-        </w:rPr>
-      </w:pPr>
-      <w:r>
-        <w:rPr>
+          <w:b/>
+          <w:bCs/>
+          <w:sz w:val="22"/>
+          <w:szCs w:val="22"/>
+        </w:rPr>
+      </w:pPr>
+      <w:r>
+        <w:rPr>
+          <w:b/>
+          <w:bCs/>
           <w:sz w:val="22"/>
           <w:szCs w:val="22"/>
         </w:rPr>
@@ -67,12 +79,16 @@
     <w:p>
       <w:pPr>
         <w:rPr>
-          <w:sz w:val="22"/>
-          <w:szCs w:val="22"/>
-        </w:rPr>
-      </w:pPr>
-      <w:r>
-        <w:rPr>
+          <w:b/>
+          <w:bCs/>
+          <w:sz w:val="22"/>
+          <w:szCs w:val="22"/>
+        </w:rPr>
+      </w:pPr>
+      <w:r>
+        <w:rPr>
+          <w:b/>
+          <w:bCs/>
           <w:sz w:val="22"/>
           <w:szCs w:val="22"/>
         </w:rPr>
@@ -82,12 +98,16 @@
     <w:p>
       <w:pPr>
         <w:rPr>
-          <w:sz w:val="22"/>
-          <w:szCs w:val="22"/>
-        </w:rPr>
-      </w:pPr>
-      <w:r>
-        <w:rPr>
+          <w:b/>
+          <w:bCs/>
+          <w:sz w:val="22"/>
+          <w:szCs w:val="22"/>
+        </w:rPr>
+      </w:pPr>
+      <w:r>
+        <w:rPr>
+          <w:b/>
+          <w:bCs/>
           <w:sz w:val="22"/>
           <w:szCs w:val="22"/>
         </w:rPr>
@@ -96,6 +116,8 @@
       <w:proofErr w:type="gramStart"/>
       <w:r>
         <w:rPr>
+          <w:b/>
+          <w:bCs/>
           <w:sz w:val="22"/>
           <w:szCs w:val="22"/>
         </w:rPr>
@@ -104,6 +126,8 @@
       <w:proofErr w:type="gramEnd"/>
       <w:r>
         <w:rPr>
+          <w:b/>
+          <w:bCs/>
           <w:sz w:val="22"/>
           <w:szCs w:val="22"/>
         </w:rPr>
@@ -152,12 +176,16 @@
     <w:p>
       <w:pPr>
         <w:rPr>
-          <w:sz w:val="22"/>
-          <w:szCs w:val="22"/>
-        </w:rPr>
-      </w:pPr>
-      <w:r>
-        <w:rPr>
+          <w:b/>
+          <w:bCs/>
+          <w:sz w:val="22"/>
+          <w:szCs w:val="22"/>
+        </w:rPr>
+      </w:pPr>
+      <w:r>
+        <w:rPr>
+          <w:b/>
+          <w:bCs/>
           <w:sz w:val="22"/>
           <w:szCs w:val="22"/>
         </w:rPr>
@@ -167,12 +195,16 @@
     <w:p>
       <w:pPr>
         <w:rPr>
-          <w:sz w:val="22"/>
-          <w:szCs w:val="22"/>
-        </w:rPr>
-      </w:pPr>
-      <w:r>
-        <w:rPr>
+          <w:b/>
+          <w:bCs/>
+          <w:sz w:val="22"/>
+          <w:szCs w:val="22"/>
+        </w:rPr>
+      </w:pPr>
+      <w:r>
+        <w:rPr>
+          <w:b/>
+          <w:bCs/>
           <w:sz w:val="22"/>
           <w:szCs w:val="22"/>
         </w:rPr>
@@ -301,140 +333,12 @@
     <w:p>
       <w:pPr>
         <w:rPr>
-          <w:sz w:val="22"/>
-          <w:szCs w:val="22"/>
-        </w:rPr>
-      </w:pPr>
-    </w:p>
-    <w:p>
-      <w:pPr>
-        <w:rPr>
-          <w:sz w:val="22"/>
-          <w:szCs w:val="22"/>
-        </w:rPr>
-      </w:pPr>
-      <w:r>
-        <w:rPr>
-          <w:sz w:val="22"/>
-          <w:szCs w:val="22"/>
-        </w:rPr>
-        <w:t>Task 3:</w:t>
-      </w:r>
-    </w:p>
-    <w:p>
-      <w:pPr>
-        <w:rPr>
-          <w:sz w:val="22"/>
-          <w:szCs w:val="22"/>
-        </w:rPr>
-      </w:pPr>
-      <w:r>
-        <w:rPr>
-          <w:sz w:val="22"/>
-          <w:szCs w:val="22"/>
-        </w:rPr>
-        <w:t xml:space="preserve">Explain the concept of </w:t>
-      </w:r>
-      <w:r>
-        <w:rPr>
           <w:b/>
           <w:bCs/>
           <w:sz w:val="22"/>
           <w:szCs w:val="22"/>
         </w:rPr>
-        <w:t>data independence</w:t>
-      </w:r>
-      <w:r>
-        <w:rPr>
-          <w:sz w:val="22"/>
-          <w:szCs w:val="22"/>
-        </w:rPr>
-        <w:t xml:space="preserve"> in DBMS. </w:t>
-      </w:r>
-    </w:p>
-    <w:p>
-      <w:pPr>
-        <w:rPr>
-          <w:sz w:val="22"/>
-          <w:szCs w:val="22"/>
-        </w:rPr>
-      </w:pPr>
-    </w:p>
-    <w:p>
-      <w:pPr>
-        <w:rPr>
-          <w:sz w:val="22"/>
-          <w:szCs w:val="22"/>
-        </w:rPr>
-      </w:pPr>
-      <w:r>
-        <w:rPr>
-          <w:sz w:val="22"/>
-          <w:szCs w:val="22"/>
-        </w:rPr>
-        <w:t>Data independence in DBMS means that changes made at one level of the database do not affect other levels or application programs.</w:t>
-      </w:r>
-    </w:p>
-    <w:p>
-      <w:pPr>
-        <w:rPr>
-          <w:sz w:val="22"/>
-          <w:szCs w:val="22"/>
-        </w:rPr>
-      </w:pPr>
-      <w:r>
-        <w:rPr>
-          <w:sz w:val="22"/>
-          <w:szCs w:val="22"/>
-        </w:rPr>
-        <w:t>It allows the database structure to be modified without changing the entire system.</w:t>
-      </w:r>
-    </w:p>
-    <w:p>
-      <w:pPr>
-        <w:rPr>
-          <w:sz w:val="22"/>
-          <w:szCs w:val="22"/>
-        </w:rPr>
-      </w:pPr>
-    </w:p>
-    <w:p>
-      <w:pPr>
-        <w:rPr>
-          <w:sz w:val="22"/>
-          <w:szCs w:val="22"/>
-        </w:rPr>
-      </w:pPr>
-    </w:p>
-    <w:p>
-      <w:pPr>
-        <w:rPr>
-          <w:sz w:val="22"/>
-          <w:szCs w:val="22"/>
-        </w:rPr>
-      </w:pPr>
-      <w:r>
-        <w:rPr>
-          <w:sz w:val="22"/>
-          <w:szCs w:val="22"/>
-        </w:rPr>
-        <w:t>Task 4:</w:t>
-      </w:r>
-    </w:p>
-    <w:p>
-      <w:pPr>
-        <w:rPr>
-          <w:sz w:val="22"/>
-          <w:szCs w:val="22"/>
-        </w:rPr>
-      </w:pPr>
-      <w:r>
-        <w:rPr>
-          <w:sz w:val="22"/>
-          <w:szCs w:val="22"/>
-        </w:rPr>
-        <w:t xml:space="preserve">What are the different types of </w:t>
-      </w:r>
+      </w:pPr>
       <w:r>
         <w:rPr>
           <w:b/>
@@ -442,25 +346,133 @@
           <w:sz w:val="22"/>
           <w:szCs w:val="22"/>
         </w:rPr>
-        <w:t>database models</w:t>
-      </w:r>
-      <w:r>
-        <w:rPr>
-          <w:sz w:val="22"/>
-          <w:szCs w:val="22"/>
-        </w:rPr>
-        <w:t xml:space="preserve"> (hierarchical, network, relational, object-oriented)?</w:t>
-      </w:r>
-    </w:p>
-    <w:p>
-      <w:pPr>
-        <w:rPr>
-          <w:sz w:val="22"/>
-          <w:szCs w:val="22"/>
-        </w:rPr>
-      </w:pPr>
-      <w:r>
-        <w:rPr>
+        <w:t>Task 3:</w:t>
+      </w:r>
+    </w:p>
+    <w:p>
+      <w:pPr>
+        <w:rPr>
+          <w:b/>
+          <w:bCs/>
+          <w:sz w:val="22"/>
+          <w:szCs w:val="22"/>
+        </w:rPr>
+      </w:pPr>
+      <w:r>
+        <w:rPr>
+          <w:b/>
+          <w:bCs/>
+          <w:sz w:val="22"/>
+          <w:szCs w:val="22"/>
+        </w:rPr>
+        <w:t xml:space="preserve">Explain the concept of data independence in DBMS. </w:t>
+      </w:r>
+    </w:p>
+    <w:p>
+      <w:pPr>
+        <w:rPr>
+          <w:sz w:val="22"/>
+          <w:szCs w:val="22"/>
+        </w:rPr>
+      </w:pPr>
+    </w:p>
+    <w:p>
+      <w:pPr>
+        <w:rPr>
+          <w:sz w:val="22"/>
+          <w:szCs w:val="22"/>
+        </w:rPr>
+      </w:pPr>
+      <w:r>
+        <w:rPr>
+          <w:sz w:val="22"/>
+          <w:szCs w:val="22"/>
+        </w:rPr>
+        <w:t>Data independence in DBMS means that changes made at one level of the database do not affect other levels or application programs.</w:t>
+      </w:r>
+    </w:p>
+    <w:p>
+      <w:pPr>
+        <w:rPr>
+          <w:sz w:val="22"/>
+          <w:szCs w:val="22"/>
+        </w:rPr>
+      </w:pPr>
+      <w:r>
+        <w:rPr>
+          <w:sz w:val="22"/>
+          <w:szCs w:val="22"/>
+        </w:rPr>
+        <w:t>It allows the database structure to be modified without changing the entire system.</w:t>
+      </w:r>
+    </w:p>
+    <w:p>
+      <w:pPr>
+        <w:rPr>
+          <w:sz w:val="22"/>
+          <w:szCs w:val="22"/>
+        </w:rPr>
+      </w:pPr>
+    </w:p>
+    <w:p>
+      <w:pPr>
+        <w:rPr>
+          <w:sz w:val="22"/>
+          <w:szCs w:val="22"/>
+        </w:rPr>
+      </w:pPr>
+    </w:p>
+    <w:p>
+      <w:pPr>
+        <w:rPr>
+          <w:b/>
+          <w:bCs/>
+          <w:sz w:val="22"/>
+          <w:szCs w:val="22"/>
+        </w:rPr>
+      </w:pPr>
+      <w:r>
+        <w:rPr>
+          <w:b/>
+          <w:bCs/>
+          <w:sz w:val="22"/>
+          <w:szCs w:val="22"/>
+        </w:rPr>
+        <w:t>Task 4:</w:t>
+      </w:r>
+    </w:p>
+    <w:p>
+      <w:pPr>
+        <w:rPr>
+          <w:b/>
+          <w:bCs/>
+          <w:sz w:val="22"/>
+          <w:szCs w:val="22"/>
+        </w:rPr>
+      </w:pPr>
+      <w:r>
+        <w:rPr>
+          <w:b/>
+          <w:bCs/>
+          <w:sz w:val="22"/>
+          <w:szCs w:val="22"/>
+        </w:rPr>
+        <w:t>What are the different types of database models (hierarchical, network, relational, object-oriented)?</w:t>
+      </w:r>
+    </w:p>
+    <w:p>
+      <w:pPr>
+        <w:rPr>
+          <w:b/>
+          <w:bCs/>
+          <w:sz w:val="22"/>
+          <w:szCs w:val="22"/>
+        </w:rPr>
+      </w:pPr>
+      <w:r>
+        <w:rPr>
+          <w:b/>
+          <w:bCs/>
           <w:sz w:val="22"/>
           <w:szCs w:val="22"/>
         </w:rPr>
@@ -650,47 +662,39 @@
     <w:p>
       <w:pPr>
         <w:rPr>
-          <w:sz w:val="22"/>
-          <w:szCs w:val="22"/>
-        </w:rPr>
-      </w:pPr>
-      <w:r>
-        <w:rPr>
-          <w:sz w:val="22"/>
-          <w:szCs w:val="22"/>
-        </w:rPr>
-        <w:t>Task 5:</w:t>
-      </w:r>
-    </w:p>
-    <w:p>
-      <w:pPr>
-        <w:rPr>
-          <w:sz w:val="22"/>
-          <w:szCs w:val="22"/>
-        </w:rPr>
-      </w:pPr>
-      <w:r>
-        <w:rPr>
-          <w:sz w:val="22"/>
-          <w:szCs w:val="22"/>
-        </w:rPr>
-        <w:t xml:space="preserve">Describe </w:t>
-      </w:r>
-      <w:r>
-        <w:rPr>
           <w:b/>
           <w:bCs/>
           <w:sz w:val="22"/>
           <w:szCs w:val="22"/>
         </w:rPr>
-        <w:t>concurrency control</w:t>
-      </w:r>
-      <w:r>
-        <w:rPr>
-          <w:sz w:val="22"/>
-          <w:szCs w:val="22"/>
-        </w:rPr>
-        <w:t xml:space="preserve"> in DBMS. Why is it important?</w:t>
+      </w:pPr>
+      <w:r>
+        <w:rPr>
+          <w:b/>
+          <w:bCs/>
+          <w:sz w:val="22"/>
+          <w:szCs w:val="22"/>
+        </w:rPr>
+        <w:t>Task 5:</w:t>
+      </w:r>
+    </w:p>
+    <w:p>
+      <w:pPr>
+        <w:rPr>
+          <w:b/>
+          <w:bCs/>
+          <w:sz w:val="22"/>
+          <w:szCs w:val="22"/>
+        </w:rPr>
+      </w:pPr>
+      <w:r>
+        <w:rPr>
+          <w:b/>
+          <w:bCs/>
+          <w:sz w:val="22"/>
+          <w:szCs w:val="22"/>
+        </w:rPr>
+        <w:t>Describe concurrency control in DBMS. Why is it important?</w:t>
       </w:r>
     </w:p>
     <w:p>
@@ -814,8 +818,20 @@
           <w:szCs w:val="22"/>
         </w:rPr>
       </w:pPr>
-      <w:r>
-        <w:rPr>
+    </w:p>
+    <w:p>
+      <w:pPr>
+        <w:rPr>
+          <w:b/>
+          <w:bCs/>
+          <w:sz w:val="22"/>
+          <w:szCs w:val="22"/>
+        </w:rPr>
+      </w:pPr>
+      <w:r>
+        <w:rPr>
+          <w:b/>
+          <w:bCs/>
           <w:sz w:val="22"/>
           <w:szCs w:val="22"/>
         </w:rPr>
@@ -826,32 +842,20 @@
     <w:p>
       <w:pPr>
         <w:rPr>
-          <w:sz w:val="22"/>
-          <w:szCs w:val="22"/>
-        </w:rPr>
-      </w:pPr>
-      <w:r>
-        <w:rPr>
-          <w:sz w:val="22"/>
-          <w:szCs w:val="22"/>
-        </w:rPr>
-        <w:t xml:space="preserve">What are </w:t>
-      </w:r>
-      <w:r>
-        <w:rPr>
           <w:b/>
           <w:bCs/>
           <w:sz w:val="22"/>
           <w:szCs w:val="22"/>
         </w:rPr>
-        <w:t>indexes</w:t>
-      </w:r>
-      <w:r>
-        <w:rPr>
-          <w:sz w:val="22"/>
-          <w:szCs w:val="22"/>
-        </w:rPr>
-        <w:t xml:space="preserve"> in DBMS? How do they improve query performance?</w:t>
+      </w:pPr>
+      <w:r>
+        <w:rPr>
+          <w:b/>
+          <w:bCs/>
+          <w:sz w:val="22"/>
+          <w:szCs w:val="22"/>
+        </w:rPr>
+        <w:t>What are indexes in DBMS? How do they improve query performance?</w:t>
       </w:r>
     </w:p>
     <w:p>
@@ -1018,47 +1022,39 @@
     <w:p>
       <w:pPr>
         <w:rPr>
-          <w:sz w:val="22"/>
-          <w:szCs w:val="22"/>
-        </w:rPr>
-      </w:pPr>
-      <w:r>
-        <w:rPr>
-          <w:sz w:val="22"/>
-          <w:szCs w:val="22"/>
-        </w:rPr>
-        <w:t>Task 7:</w:t>
-      </w:r>
-    </w:p>
-    <w:p>
-      <w:pPr>
-        <w:rPr>
-          <w:sz w:val="22"/>
-          <w:szCs w:val="22"/>
-        </w:rPr>
-      </w:pPr>
-      <w:r>
-        <w:rPr>
-          <w:sz w:val="22"/>
-          <w:szCs w:val="22"/>
-        </w:rPr>
-        <w:t xml:space="preserve">Explain </w:t>
-      </w:r>
-      <w:r>
-        <w:rPr>
           <w:b/>
           <w:bCs/>
           <w:sz w:val="22"/>
           <w:szCs w:val="22"/>
         </w:rPr>
-        <w:t>deadlock</w:t>
-      </w:r>
-      <w:r>
-        <w:rPr>
-          <w:sz w:val="22"/>
-          <w:szCs w:val="22"/>
-        </w:rPr>
-        <w:t xml:space="preserve"> in DBMS. What are the strategies for deadlock prevention and detection?</w:t>
+      </w:pPr>
+      <w:r>
+        <w:rPr>
+          <w:b/>
+          <w:bCs/>
+          <w:sz w:val="22"/>
+          <w:szCs w:val="22"/>
+        </w:rPr>
+        <w:t>Task 7:</w:t>
+      </w:r>
+    </w:p>
+    <w:p>
+      <w:pPr>
+        <w:rPr>
+          <w:b/>
+          <w:bCs/>
+          <w:sz w:val="22"/>
+          <w:szCs w:val="22"/>
+        </w:rPr>
+      </w:pPr>
+      <w:r>
+        <w:rPr>
+          <w:b/>
+          <w:bCs/>
+          <w:sz w:val="22"/>
+          <w:szCs w:val="22"/>
+        </w:rPr>
+        <w:t>Explain deadlock in DBMS. What are the strategies for deadlock prevention and detection?</w:t>
       </w:r>
     </w:p>
     <w:p>
@@ -1342,12 +1338,16 @@
     <w:p>
       <w:pPr>
         <w:rPr>
-          <w:sz w:val="22"/>
-          <w:szCs w:val="22"/>
-        </w:rPr>
-      </w:pPr>
-      <w:r>
-        <w:rPr>
+          <w:b/>
+          <w:bCs/>
+          <w:sz w:val="22"/>
+          <w:szCs w:val="22"/>
+        </w:rPr>
+      </w:pPr>
+      <w:r>
+        <w:rPr>
+          <w:b/>
+          <w:bCs/>
           <w:sz w:val="22"/>
           <w:szCs w:val="22"/>
         </w:rPr>
@@ -1357,20 +1357,26 @@
     <w:p>
       <w:pPr>
         <w:rPr>
-          <w:sz w:val="22"/>
-          <w:szCs w:val="22"/>
-        </w:rPr>
-      </w:pPr>
-    </w:p>
-    <w:p>
-      <w:pPr>
-        <w:rPr>
-          <w:sz w:val="22"/>
-          <w:szCs w:val="22"/>
-        </w:rPr>
-      </w:pPr>
-      <w:r>
-        <w:rPr>
+          <w:b/>
+          <w:bCs/>
+          <w:sz w:val="22"/>
+          <w:szCs w:val="22"/>
+        </w:rPr>
+      </w:pPr>
+    </w:p>
+    <w:p>
+      <w:pPr>
+        <w:rPr>
+          <w:b/>
+          <w:bCs/>
+          <w:sz w:val="22"/>
+          <w:szCs w:val="22"/>
+        </w:rPr>
+      </w:pPr>
+      <w:r>
+        <w:rPr>
+          <w:b/>
+          <w:bCs/>
           <w:sz w:val="22"/>
           <w:szCs w:val="22"/>
         </w:rPr>
@@ -1380,12 +1386,16 @@
     <w:p>
       <w:pPr>
         <w:rPr>
-          <w:sz w:val="22"/>
-          <w:szCs w:val="22"/>
-        </w:rPr>
-      </w:pPr>
-      <w:r>
-        <w:rPr>
+          <w:b/>
+          <w:bCs/>
+          <w:sz w:val="22"/>
+          <w:szCs w:val="22"/>
+        </w:rPr>
+      </w:pPr>
+      <w:r>
+        <w:rPr>
+          <w:b/>
+          <w:bCs/>
           <w:sz w:val="22"/>
           <w:szCs w:val="22"/>
         </w:rPr>
@@ -1457,12 +1467,16 @@
     <w:p>
       <w:pPr>
         <w:rPr>
-          <w:sz w:val="22"/>
-          <w:szCs w:val="22"/>
-        </w:rPr>
-      </w:pPr>
-      <w:r>
-        <w:rPr>
+          <w:b/>
+          <w:bCs/>
+          <w:sz w:val="22"/>
+          <w:szCs w:val="22"/>
+        </w:rPr>
+      </w:pPr>
+      <w:r>
+        <w:rPr>
+          <w:b/>
+          <w:bCs/>
           <w:sz w:val="22"/>
           <w:szCs w:val="22"/>
         </w:rPr>
@@ -1472,12 +1486,16 @@
     <w:p>
       <w:pPr>
         <w:rPr>
-          <w:sz w:val="22"/>
-          <w:szCs w:val="22"/>
-        </w:rPr>
-      </w:pPr>
-      <w:r>
-        <w:rPr>
+          <w:b/>
+          <w:bCs/>
+          <w:sz w:val="22"/>
+          <w:szCs w:val="22"/>
+        </w:rPr>
+      </w:pPr>
+      <w:r>
+        <w:rPr>
+          <w:b/>
+          <w:bCs/>
           <w:sz w:val="22"/>
           <w:szCs w:val="22"/>
         </w:rPr>
@@ -1679,12 +1697,16 @@
     <w:p>
       <w:pPr>
         <w:rPr>
-          <w:sz w:val="22"/>
-          <w:szCs w:val="22"/>
-        </w:rPr>
-      </w:pPr>
-      <w:r>
-        <w:rPr>
+          <w:b/>
+          <w:bCs/>
+          <w:sz w:val="22"/>
+          <w:szCs w:val="22"/>
+        </w:rPr>
+      </w:pPr>
+      <w:r>
+        <w:rPr>
+          <w:b/>
+          <w:bCs/>
           <w:sz w:val="22"/>
           <w:szCs w:val="22"/>
         </w:rPr>
@@ -1695,12 +1717,16 @@
     <w:p>
       <w:pPr>
         <w:rPr>
-          <w:sz w:val="22"/>
-          <w:szCs w:val="22"/>
-        </w:rPr>
-      </w:pPr>
-      <w:r>
-        <w:rPr>
+          <w:b/>
+          <w:bCs/>
+          <w:sz w:val="22"/>
+          <w:szCs w:val="22"/>
+        </w:rPr>
+      </w:pPr>
+      <w:r>
+        <w:rPr>
+          <w:b/>
+          <w:bCs/>
           <w:sz w:val="22"/>
           <w:szCs w:val="22"/>
         </w:rPr>
@@ -2070,48 +2096,12 @@
     <w:p>
       <w:pPr>
         <w:rPr>
-          <w:sz w:val="22"/>
-          <w:szCs w:val="22"/>
-        </w:rPr>
-      </w:pPr>
-      <w:r>
-        <w:rPr>
-          <w:sz w:val="22"/>
-          <w:szCs w:val="22"/>
-        </w:rPr>
-        <w:t>Task 11:</w:t>
-      </w:r>
-    </w:p>
-    <w:p>
-      <w:pPr>
-        <w:rPr>
-          <w:sz w:val="22"/>
-          <w:szCs w:val="22"/>
-        </w:rPr>
-      </w:pPr>
-      <w:r>
-        <w:rPr>
-          <w:sz w:val="22"/>
-          <w:szCs w:val="22"/>
-        </w:rPr>
-        <w:t xml:space="preserve">As you know diff keys in RDBMS what is the difference between </w:t>
-      </w:r>
-      <w:r>
-        <w:rPr>
           <w:b/>
           <w:bCs/>
           <w:sz w:val="22"/>
           <w:szCs w:val="22"/>
         </w:rPr>
-        <w:t>primary key</w:t>
-      </w:r>
-      <w:r>
-        <w:rPr>
-          <w:sz w:val="22"/>
-          <w:szCs w:val="22"/>
-        </w:rPr>
-        <w:t xml:space="preserve">, </w:t>
-      </w:r>
+      </w:pPr>
       <w:r>
         <w:rPr>
           <w:b/>
@@ -2119,30 +2109,26 @@
           <w:sz w:val="22"/>
           <w:szCs w:val="22"/>
         </w:rPr>
-        <w:t>foreign key</w:t>
-      </w:r>
-      <w:r>
-        <w:rPr>
-          <w:sz w:val="22"/>
-          <w:szCs w:val="22"/>
-        </w:rPr>
-        <w:t xml:space="preserve">, and </w:t>
-      </w:r>
-      <w:r>
+        <w:t>Task 11:</w:t>
+      </w:r>
+    </w:p>
+    <w:p>
+      <w:pPr>
         <w:rPr>
           <w:b/>
           <w:bCs/>
           <w:sz w:val="22"/>
           <w:szCs w:val="22"/>
         </w:rPr>
-        <w:t>unique key</w:t>
-      </w:r>
-      <w:r>
-        <w:rPr>
-          <w:sz w:val="22"/>
-          <w:szCs w:val="22"/>
-        </w:rPr>
-        <w:t>?</w:t>
+      </w:pPr>
+      <w:r>
+        <w:rPr>
+          <w:b/>
+          <w:bCs/>
+          <w:sz w:val="22"/>
+          <w:szCs w:val="22"/>
+        </w:rPr>
+        <w:t>As you know diff keys in RDBMS what is the difference between primary key, foreign key, and unique key?</w:t>
       </w:r>
     </w:p>
     <w:p>
@@ -2401,48 +2387,12 @@
     <w:p>
       <w:pPr>
         <w:rPr>
-          <w:sz w:val="22"/>
-          <w:szCs w:val="22"/>
-        </w:rPr>
-      </w:pPr>
-      <w:r>
-        <w:rPr>
-          <w:sz w:val="22"/>
-          <w:szCs w:val="22"/>
-        </w:rPr>
-        <w:t>Task 12:</w:t>
-      </w:r>
-    </w:p>
-    <w:p>
-      <w:pPr>
-        <w:rPr>
-          <w:sz w:val="22"/>
-          <w:szCs w:val="22"/>
-        </w:rPr>
-      </w:pPr>
-      <w:r>
-        <w:rPr>
-          <w:sz w:val="22"/>
-          <w:szCs w:val="22"/>
-        </w:rPr>
-        <w:t xml:space="preserve">How does </w:t>
-      </w:r>
-      <w:r>
-        <w:rPr>
           <w:b/>
           <w:bCs/>
           <w:sz w:val="22"/>
           <w:szCs w:val="22"/>
         </w:rPr>
-        <w:t>transaction management</w:t>
-      </w:r>
-      <w:r>
-        <w:rPr>
-          <w:sz w:val="22"/>
-          <w:szCs w:val="22"/>
-        </w:rPr>
-        <w:t xml:space="preserve"> work in DBMS? Give an example of </w:t>
-      </w:r>
+      </w:pPr>
       <w:r>
         <w:rPr>
           <w:b/>
@@ -2450,30 +2400,26 @@
           <w:sz w:val="22"/>
           <w:szCs w:val="22"/>
         </w:rPr>
-        <w:t>commit</w:t>
-      </w:r>
-      <w:r>
-        <w:rPr>
-          <w:sz w:val="22"/>
-          <w:szCs w:val="22"/>
-        </w:rPr>
-        <w:t xml:space="preserve"> and </w:t>
-      </w:r>
-      <w:r>
+        <w:t>Task 12:</w:t>
+      </w:r>
+    </w:p>
+    <w:p>
+      <w:pPr>
         <w:rPr>
           <w:b/>
           <w:bCs/>
           <w:sz w:val="22"/>
           <w:szCs w:val="22"/>
         </w:rPr>
-        <w:t>rollback</w:t>
-      </w:r>
-      <w:r>
-        <w:rPr>
-          <w:sz w:val="22"/>
-          <w:szCs w:val="22"/>
-        </w:rPr>
-        <w:t xml:space="preserve"> </w:t>
+      </w:pPr>
+      <w:r>
+        <w:rPr>
+          <w:b/>
+          <w:bCs/>
+          <w:sz w:val="22"/>
+          <w:szCs w:val="22"/>
+        </w:rPr>
+        <w:t xml:space="preserve">How does transaction management work in DBMS? Give an example of commit and rollback </w:t>
       </w:r>
     </w:p>
     <w:p>
@@ -2599,47 +2545,39 @@
     <w:p>
       <w:pPr>
         <w:rPr>
-          <w:sz w:val="22"/>
-          <w:szCs w:val="22"/>
-        </w:rPr>
-      </w:pPr>
-      <w:r>
-        <w:rPr>
-          <w:sz w:val="22"/>
-          <w:szCs w:val="22"/>
-        </w:rPr>
-        <w:t>Task 13:</w:t>
-      </w:r>
-    </w:p>
-    <w:p>
-      <w:pPr>
-        <w:rPr>
-          <w:sz w:val="22"/>
-          <w:szCs w:val="22"/>
-        </w:rPr>
-      </w:pPr>
-      <w:r>
-        <w:rPr>
-          <w:sz w:val="22"/>
-          <w:szCs w:val="22"/>
-        </w:rPr>
-        <w:t xml:space="preserve">What is </w:t>
-      </w:r>
-      <w:r>
-        <w:rPr>
           <w:b/>
           <w:bCs/>
           <w:sz w:val="22"/>
           <w:szCs w:val="22"/>
         </w:rPr>
-        <w:t>normalization</w:t>
-      </w:r>
-      <w:r>
-        <w:rPr>
-          <w:sz w:val="22"/>
-          <w:szCs w:val="22"/>
-        </w:rPr>
-        <w:t>? Why is it necessary in database design?</w:t>
+      </w:pPr>
+      <w:r>
+        <w:rPr>
+          <w:b/>
+          <w:bCs/>
+          <w:sz w:val="22"/>
+          <w:szCs w:val="22"/>
+        </w:rPr>
+        <w:t>Task 13:</w:t>
+      </w:r>
+    </w:p>
+    <w:p>
+      <w:pPr>
+        <w:rPr>
+          <w:b/>
+          <w:bCs/>
+          <w:sz w:val="22"/>
+          <w:szCs w:val="22"/>
+        </w:rPr>
+      </w:pPr>
+      <w:r>
+        <w:rPr>
+          <w:b/>
+          <w:bCs/>
+          <w:sz w:val="22"/>
+          <w:szCs w:val="22"/>
+        </w:rPr>
+        <w:t>What is normalization? Why is it necessary in database design?</w:t>
       </w:r>
     </w:p>
     <w:p>
@@ -2824,12 +2762,16 @@
     <w:p>
       <w:pPr>
         <w:rPr>
-          <w:sz w:val="22"/>
-          <w:szCs w:val="22"/>
-        </w:rPr>
-      </w:pPr>
-      <w:r>
-        <w:rPr>
+          <w:b/>
+          <w:bCs/>
+          <w:sz w:val="22"/>
+          <w:szCs w:val="22"/>
+        </w:rPr>
+      </w:pPr>
+      <w:r>
+        <w:rPr>
+          <w:b/>
+          <w:bCs/>
           <w:sz w:val="22"/>
           <w:szCs w:val="22"/>
         </w:rPr>
@@ -2840,12 +2782,16 @@
     <w:p>
       <w:pPr>
         <w:rPr>
-          <w:sz w:val="22"/>
-          <w:szCs w:val="22"/>
-        </w:rPr>
-      </w:pPr>
-      <w:r>
-        <w:rPr>
+          <w:b/>
+          <w:bCs/>
+          <w:sz w:val="22"/>
+          <w:szCs w:val="22"/>
+        </w:rPr>
+      </w:pPr>
+      <w:r>
+        <w:rPr>
+          <w:b/>
+          <w:bCs/>
           <w:sz w:val="22"/>
           <w:szCs w:val="22"/>
         </w:rPr>
@@ -3033,12 +2979,16 @@
     <w:p>
       <w:pPr>
         <w:rPr>
-          <w:sz w:val="22"/>
-          <w:szCs w:val="22"/>
-        </w:rPr>
-      </w:pPr>
-      <w:r>
-        <w:rPr>
+          <w:b/>
+          <w:bCs/>
+          <w:sz w:val="22"/>
+          <w:szCs w:val="22"/>
+        </w:rPr>
+      </w:pPr>
+      <w:r>
+        <w:rPr>
+          <w:b/>
+          <w:bCs/>
           <w:sz w:val="22"/>
           <w:szCs w:val="22"/>
         </w:rPr>
@@ -3048,12 +2998,16 @@
     <w:p>
       <w:pPr>
         <w:rPr>
-          <w:sz w:val="22"/>
-          <w:szCs w:val="22"/>
-        </w:rPr>
-      </w:pPr>
-      <w:r>
-        <w:rPr>
+          <w:b/>
+          <w:bCs/>
+          <w:sz w:val="22"/>
+          <w:szCs w:val="22"/>
+        </w:rPr>
+      </w:pPr>
+      <w:r>
+        <w:rPr>
+          <w:b/>
+          <w:bCs/>
           <w:sz w:val="22"/>
           <w:szCs w:val="22"/>
         </w:rPr>
@@ -3403,12 +3357,16 @@
     <w:p>
       <w:pPr>
         <w:rPr>
-          <w:sz w:val="22"/>
-          <w:szCs w:val="22"/>
-        </w:rPr>
-      </w:pPr>
-      <w:r>
-        <w:rPr>
+          <w:b/>
+          <w:bCs/>
+          <w:sz w:val="22"/>
+          <w:szCs w:val="22"/>
+        </w:rPr>
+      </w:pPr>
+      <w:r>
+        <w:rPr>
+          <w:b/>
+          <w:bCs/>
           <w:sz w:val="22"/>
           <w:szCs w:val="22"/>
         </w:rPr>
@@ -3418,12 +3376,16 @@
     <w:p>
       <w:pPr>
         <w:rPr>
-          <w:sz w:val="22"/>
-          <w:szCs w:val="22"/>
-        </w:rPr>
-      </w:pPr>
-      <w:r>
-        <w:rPr>
+          <w:b/>
+          <w:bCs/>
+          <w:sz w:val="22"/>
+          <w:szCs w:val="22"/>
+        </w:rPr>
+      </w:pPr>
+      <w:r>
+        <w:rPr>
+          <w:b/>
+          <w:bCs/>
           <w:sz w:val="22"/>
           <w:szCs w:val="22"/>
         </w:rPr>
@@ -3433,6 +3395,8 @@
       <w:proofErr w:type="gramStart"/>
       <w:r>
         <w:rPr>
+          <w:b/>
+          <w:bCs/>
           <w:sz w:val="22"/>
           <w:szCs w:val="22"/>
         </w:rPr>
@@ -3441,6 +3405,8 @@
       <w:proofErr w:type="spellEnd"/>
       <w:r>
         <w:rPr>
+          <w:b/>
+          <w:bCs/>
           <w:sz w:val="22"/>
           <w:szCs w:val="22"/>
         </w:rPr>
@@ -3449,6 +3415,8 @@
       <w:proofErr w:type="gramEnd"/>
       <w:r>
         <w:rPr>
+          <w:b/>
+          <w:bCs/>
           <w:sz w:val="22"/>
           <w:szCs w:val="22"/>
         </w:rPr>
@@ -3857,12 +3825,16 @@
     <w:p>
       <w:pPr>
         <w:rPr>
-          <w:sz w:val="22"/>
-          <w:szCs w:val="22"/>
-        </w:rPr>
-      </w:pPr>
-      <w:r>
-        <w:rPr>
+          <w:b/>
+          <w:bCs/>
+          <w:sz w:val="22"/>
+          <w:szCs w:val="22"/>
+        </w:rPr>
+      </w:pPr>
+      <w:r>
+        <w:rPr>
+          <w:b/>
+          <w:bCs/>
           <w:sz w:val="22"/>
           <w:szCs w:val="22"/>
         </w:rPr>
@@ -3872,12 +3844,16 @@
     <w:p>
       <w:pPr>
         <w:rPr>
-          <w:sz w:val="22"/>
-          <w:szCs w:val="22"/>
-        </w:rPr>
-      </w:pPr>
-      <w:r>
-        <w:rPr>
+          <w:b/>
+          <w:bCs/>
+          <w:sz w:val="22"/>
+          <w:szCs w:val="22"/>
+        </w:rPr>
+      </w:pPr>
+      <w:r>
+        <w:rPr>
+          <w:b/>
+          <w:bCs/>
           <w:sz w:val="22"/>
           <w:szCs w:val="22"/>
         </w:rPr>
@@ -17500,6 +17476,7 @@
   <w:style w:type="character" w:default="1" w:styleId="DefaultParagraphFont">
     <w:name w:val="Default Paragraph Font"/>
     <w:uiPriority w:val="1"/>
+    <w:semiHidden/>
     <w:unhideWhenUsed/>
   </w:style>
   <w:style w:type="table" w:default="1" w:styleId="TableNormal">
